--- a/public/Greencoat_Volunteer_Agreement_Mar2026.docx
+++ b/public/Greencoat_Volunteer_Agreement_Mar2026.docx
@@ -233,7 +233,7 @@
           <w:b/>
           <w:i/>
         </w:rPr>
-        <w:t>insert here the tasks to be undertaken by the volunteer</w:t>
+        <w:t>the specific tasks and responsibilities agreed at induction — to be confirmed and signed by the site manager and volunteer before the first session</w:t>
       </w:r>
       <w:r>
         <w:rPr>
